--- a/07_LEAD_MAGNETS/06_ANTIREVISI_Checklist_10_Poin_PreSubmission_Skripsi_FK.docx
+++ b/07_LEAD_MAGNETS/06_ANTIREVISI_Checklist_10_Poin_PreSubmission_Skripsi_FK.docx
@@ -3,147 +3,306 @@
 <w:document xmlns:wpc="http://schemas.microsoft.com/office/word/2010/wordprocessingCanvas" xmlns:mo="http://schemas.microsoft.com/office/mac/office/2008/main" xmlns:mc="http://schemas.openxmlformats.org/markup-compatibility/2006" xmlns:mv="urn:schemas-microsoft-com:mac:vml" xmlns:o="urn:schemas-microsoft-com:office:office" xmlns:r="http://schemas.openxmlformats.org/officeDocument/2006/relationships" xmlns:m="http://schemas.openxmlformats.org/officeDocument/2006/math" xmlns:v="urn:schemas-microsoft-com:vml" xmlns:wp14="http://schemas.microsoft.com/office/word/2010/wordprocessingDrawing" xmlns:wp="http://schemas.openxmlformats.org/drawingml/2006/wordprocessingDrawing" xmlns:w10="urn:schemas-microsoft-com:office:word" xmlns:w="http://schemas.openxmlformats.org/wordprocessingml/2006/main" xmlns:w14="http://schemas.microsoft.com/office/word/2010/wordml" xmlns:wpg="http://schemas.microsoft.com/office/word/2010/wordprocessingGroup" xmlns:wpi="http://schemas.microsoft.com/office/word/2010/wordprocessingInk" xmlns:wne="http://schemas.microsoft.com/office/word/2006/wordml" xmlns:wps="http://schemas.microsoft.com/office/word/2010/wordprocessingShape" mc:Ignorable="w14 wp14">
   <w:body>
     <w:p>
+      <w:pPr>
+        <w:jc w:val="center"/>
+      </w:pPr>
       <w:r>
         <w:rPr>
+          <w:rFonts w:ascii="Times New Roman" w:hAnsi="Times New Roman"/>
           <w:b/>
-          <w:color w:val="E85929"/>
-          <w:sz w:val="20"/>
+          <w:i w:val="0"/>
+          <w:color w:val="000000"/>
+          <w:sz w:val="28"/>
+          <w:rFonts w:ascii="Times New Roman" w:hAnsi="Times New Roman" w:cs="Times New Roman" w:eastAsia="Times New Roman"/>
         </w:rPr>
-        <w:t>NASKAH.FK — QUALITY ASSURANCE GATE</w:t>
+        <w:t>CHECKLIST 10 POIN VERIFIKASI PRA-SUBMISI DRAFT SKRIPSI KEDOKTERAN</w:t>
         <w:br/>
       </w:r>
       <w:r>
         <w:rPr>
-          <w:b/>
-          <w:color w:val="071726"/>
-          <w:sz w:val="30"/>
+          <w:rFonts w:ascii="Times New Roman" w:hAnsi="Times New Roman"/>
+          <w:b w:val="0"/>
+          <w:i/>
+          <w:color w:val="000000"/>
+          <w:sz w:val="24"/>
+          <w:rFonts w:ascii="Times New Roman" w:hAnsi="Times New Roman" w:cs="Times New Roman" w:eastAsia="Times New Roman"/>
         </w:rPr>
-        <w:t>Checklist 10 Poin Verifikasi Mandiri Skripsi FK Sebelum Kirim Draft</w:t>
+        <w:t>Quality Assurance Gate Mandiri Sebelum Menghadapi Bimbingan dan Ujian Semhas — NASKAH.FK</w:t>
       </w:r>
     </w:p>
     <w:p>
+      <w:pPr>
+        <w:jc w:val="both"/>
+      </w:pPr>
       <w:r>
-        <w:t>Lakukan self-audit pada 10 poin kritis ini untuk mencegah pembantaian saat bimbingan dan sidang semhas.</w:t>
+        <w:rPr>
+          <w:rFonts w:ascii="Times New Roman" w:hAnsi="Times New Roman"/>
+          <w:b/>
+          <w:i w:val="0"/>
+          <w:color w:val="000000"/>
+          <w:sz w:val="24"/>
+          <w:rFonts w:ascii="Times New Roman" w:hAnsi="Times New Roman" w:cs="Times New Roman" w:eastAsia="Times New Roman"/>
+        </w:rPr>
+        <w:t xml:space="preserve">[   ] 01. Sinkronisasi Besaran Sampel (N): </w:t>
+      </w:r>
+      <w:r>
+        <w:rPr>
+          <w:rFonts w:ascii="Times New Roman" w:hAnsi="Times New Roman"/>
+          <w:b w:val="0"/>
+          <w:i w:val="0"/>
+          <w:color w:val="000000"/>
+          <w:sz w:val="24"/>
+          <w:rFonts w:ascii="Times New Roman" w:hAnsi="Times New Roman" w:cs="Times New Roman" w:eastAsia="Times New Roman"/>
+        </w:rPr>
+        <w:t>Jumlah sampel pada Bab 3 (metodologi), Bab 4 (tabel karakteristik), dan Bab 5 (pembahasan) wajib konsisten secara utuh tanpa ada perbedaan angka yang tidak dijelaskan.</w:t>
       </w:r>
     </w:p>
     <w:p>
+      <w:pPr>
+        <w:jc w:val="both"/>
+      </w:pPr>
       <w:r>
-        <w:t>―――――――――――――――――――――――――――――――――――――――――――――</w:t>
+        <w:rPr>
+          <w:rFonts w:ascii="Times New Roman" w:hAnsi="Times New Roman"/>
+          <w:b/>
+          <w:i w:val="0"/>
+          <w:color w:val="000000"/>
+          <w:sz w:val="24"/>
+          <w:rFonts w:ascii="Times New Roman" w:hAnsi="Times New Roman" w:cs="Times New Roman" w:eastAsia="Times New Roman"/>
+        </w:rPr>
+        <w:t xml:space="preserve">[   ] 02. Pelaporan Nilai P Eksak: </w:t>
+      </w:r>
+      <w:r>
+        <w:rPr>
+          <w:rFonts w:ascii="Times New Roman" w:hAnsi="Times New Roman"/>
+          <w:b w:val="0"/>
+          <w:i w:val="0"/>
+          <w:color w:val="000000"/>
+          <w:sz w:val="24"/>
+          <w:rFonts w:ascii="Times New Roman" w:hAnsi="Times New Roman" w:cs="Times New Roman" w:eastAsia="Times New Roman"/>
+        </w:rPr>
+        <w:t>Nilai signifikansi wajib ditulis secara eksak (contoh: P = 0,028), bukan P &lt; 0,05. Apabila output piranti lunak statistik menunjukkan 0,000, cantumkan sebagai P &lt; 0,001.</w:t>
       </w:r>
     </w:p>
     <w:p>
+      <w:pPr>
+        <w:jc w:val="both"/>
+      </w:pPr>
       <w:r>
         <w:rPr>
+          <w:rFonts w:ascii="Times New Roman" w:hAnsi="Times New Roman"/>
           <w:b/>
+          <w:i w:val="0"/>
+          <w:color w:val="000000"/>
+          <w:sz w:val="24"/>
+          <w:rFonts w:ascii="Times New Roman" w:hAnsi="Times New Roman" w:cs="Times New Roman" w:eastAsia="Times New Roman"/>
         </w:rPr>
-        <w:t xml:space="preserve">[  ] 01. Sinkronisasi Sampel N: </w:t>
+        <w:t xml:space="preserve">[   ] 03. Interval Kepercayaan 95% (95% CI): </w:t>
       </w:r>
       <w:r>
-        <w:t>Jumlah sampel di Bab 3 (metodologi), Bab 4 (tabel karakteristik), dan Bab 5 (pembahasan) wajib sama persis tanpa ada drop-out yang tidak terjelaskan.</w:t>
+        <w:rPr>
+          <w:rFonts w:ascii="Times New Roman" w:hAnsi="Times New Roman"/>
+          <w:b w:val="0"/>
+          <w:i w:val="0"/>
+          <w:color w:val="000000"/>
+          <w:sz w:val="24"/>
+          <w:rFonts w:ascii="Times New Roman" w:hAnsi="Times New Roman" w:cs="Times New Roman" w:eastAsia="Times New Roman"/>
+        </w:rPr>
+        <w:t>Seluruh estimasi titik berupa Odds Ratio (OR), Relative Risk (RR), atau perbedaan rerata wajib disertai rentang 95% CI (contoh: OR = 2,45; 95% CI 1,20–4,80).</w:t>
       </w:r>
     </w:p>
     <w:p>
+      <w:pPr>
+        <w:jc w:val="both"/>
+      </w:pPr>
       <w:r>
         <w:rPr>
+          <w:rFonts w:ascii="Times New Roman" w:hAnsi="Times New Roman"/>
           <w:b/>
+          <w:i w:val="0"/>
+          <w:color w:val="000000"/>
+          <w:sz w:val="24"/>
+          <w:rFonts w:ascii="Times New Roman" w:hAnsi="Times New Roman" w:cs="Times New Roman" w:eastAsia="Times New Roman"/>
         </w:rPr>
-        <w:t xml:space="preserve">[  ] 02. Format P-Value Eksak: </w:t>
+        <w:t xml:space="preserve">[   ] 04. Keseragaman Format Sitasi: </w:t>
       </w:r>
       <w:r>
-        <w:t>Tuliskan nilai P secara eksak (contoh: P = 0,028), BUKAN P &lt; 0,05 atau P = 0,000 (jika SPSS menampilkan 0.000, tuliskan P &lt; 0,001).</w:t>
+        <w:rPr>
+          <w:rFonts w:ascii="Times New Roman" w:hAnsi="Times New Roman"/>
+          <w:b w:val="0"/>
+          <w:i w:val="0"/>
+          <w:color w:val="000000"/>
+          <w:sz w:val="24"/>
+          <w:rFonts w:ascii="Times New Roman" w:hAnsi="Times New Roman" w:cs="Times New Roman" w:eastAsia="Times New Roman"/>
+        </w:rPr>
+        <w:t>Format rujukan pustaka wajib konsisten (Vancouver berurutan numerik atau APA alfabetis) mulai dari Bab 1 hingga Daftar Pustaka.</w:t>
       </w:r>
     </w:p>
     <w:p>
+      <w:pPr>
+        <w:jc w:val="both"/>
+      </w:pPr>
       <w:r>
         <w:rPr>
+          <w:rFonts w:ascii="Times New Roman" w:hAnsi="Times New Roman"/>
           <w:b/>
+          <w:i w:val="0"/>
+          <w:color w:val="000000"/>
+          <w:sz w:val="24"/>
+          <w:rFonts w:ascii="Times New Roman" w:hAnsi="Times New Roman" w:cs="Times New Roman" w:eastAsia="Times New Roman"/>
         </w:rPr>
-        <w:t xml:space="preserve">[  ] 03. Confidence Interval 95%: </w:t>
+        <w:t xml:space="preserve">[   ] 05. Keterangan Singkatan pada Tabel: </w:t>
       </w:r>
       <w:r>
-        <w:t>Setiap Odds Ratio (OR), Relative Risk (RR), atau beda rerata wajib disertai rentang 95% CI (contoh: OR = 2,45; 95% CI 1,20 - 4,80).</w:t>
+        <w:rPr>
+          <w:rFonts w:ascii="Times New Roman" w:hAnsi="Times New Roman"/>
+          <w:b w:val="0"/>
+          <w:i w:val="0"/>
+          <w:color w:val="000000"/>
+          <w:sz w:val="24"/>
+          <w:rFonts w:ascii="Times New Roman" w:hAnsi="Times New Roman" w:cs="Times New Roman" w:eastAsia="Times New Roman"/>
+        </w:rPr>
+        <w:t>Seluruh akronim medis pada tabel (seperti Hb, SGOT, GDS, HT) wajib memiliki catatan kaki penjelasan di bawah tabel terkait.</w:t>
       </w:r>
     </w:p>
     <w:p>
+      <w:pPr>
+        <w:jc w:val="both"/>
+      </w:pPr>
       <w:r>
         <w:rPr>
+          <w:rFonts w:ascii="Times New Roman" w:hAnsi="Times New Roman"/>
           <w:b/>
+          <w:i w:val="0"/>
+          <w:color w:val="000000"/>
+          <w:sz w:val="24"/>
+          <w:rFonts w:ascii="Times New Roman" w:hAnsi="Times New Roman" w:cs="Times New Roman" w:eastAsia="Times New Roman"/>
         </w:rPr>
-        <w:t xml:space="preserve">[  ] 04. Konsistensi Gaya Sitasi: </w:t>
+        <w:t xml:space="preserve">[   ] 06. Uji Prasyarat dan Normalitas: </w:t>
       </w:r>
       <w:r>
-        <w:t>Pastikan gaya sitasi seragam (Vancouver berurutan sesuai nomor kemunculan, atau APA berurutan abjad) dari Bab 1 hingga Daftar Pustaka.</w:t>
+        <w:rPr>
+          <w:rFonts w:ascii="Times New Roman" w:hAnsi="Times New Roman"/>
+          <w:b w:val="0"/>
+          <w:i w:val="0"/>
+          <w:color w:val="000000"/>
+          <w:sz w:val="24"/>
+          <w:rFonts w:ascii="Times New Roman" w:hAnsi="Times New Roman" w:cs="Times New Roman" w:eastAsia="Times New Roman"/>
+        </w:rPr>
+        <w:t>Penerapan uji parametrik (seperti Independent T-test atau One-Way ANOVA) wajib disertai dokumentasi uji normalitas (Shapiro-Wilk untuk n &lt; 50 atau Kolmogorov-Smirnov untuk n &gt;= 50).</w:t>
       </w:r>
     </w:p>
     <w:p>
+      <w:pPr>
+        <w:jc w:val="both"/>
+      </w:pPr>
       <w:r>
         <w:rPr>
+          <w:rFonts w:ascii="Times New Roman" w:hAnsi="Times New Roman"/>
           <w:b/>
+          <w:i w:val="0"/>
+          <w:color w:val="000000"/>
+          <w:sz w:val="24"/>
+          <w:rFonts w:ascii="Times New Roman" w:hAnsi="Times New Roman" w:cs="Times New Roman" w:eastAsia="Times New Roman"/>
         </w:rPr>
-        <w:t xml:space="preserve">[  ] 05. Keterangan Singkatan Tabel: </w:t>
+        <w:t xml:space="preserve">[   ] 07. Konsistensi Benang Merah: </w:t>
       </w:r>
       <w:r>
-        <w:t>Semua singkatan medis pada tabel (misal: Hb, SGOT, GDS, HT) wajib diberi catatan kaki keterangan di bawah tabel terkait.</w:t>
+        <w:rPr>
+          <w:rFonts w:ascii="Times New Roman" w:hAnsi="Times New Roman"/>
+          <w:b w:val="0"/>
+          <w:i w:val="0"/>
+          <w:color w:val="000000"/>
+          <w:sz w:val="24"/>
+          <w:rFonts w:ascii="Times New Roman" w:hAnsi="Times New Roman" w:cs="Times New Roman" w:eastAsia="Times New Roman"/>
+        </w:rPr>
+        <w:t>Rumusan masalah pada Bab 1, tabel penyajian hasil pada Bab 4, dan butir simpulan pada Bab 5 wajib memiliki struktur dan urutan substansi yang identik.</w:t>
       </w:r>
     </w:p>
     <w:p>
+      <w:pPr>
+        <w:jc w:val="both"/>
+      </w:pPr>
       <w:r>
         <w:rPr>
+          <w:rFonts w:ascii="Times New Roman" w:hAnsi="Times New Roman"/>
           <w:b/>
+          <w:i w:val="0"/>
+          <w:color w:val="000000"/>
+          <w:sz w:val="24"/>
+          <w:rFonts w:ascii="Times New Roman" w:hAnsi="Times New Roman" w:cs="Times New Roman" w:eastAsia="Times New Roman"/>
         </w:rPr>
-        <w:t xml:space="preserve">[  ] 06. Uji Normalitas &amp; Uji Prasyarat: </w:t>
+        <w:t xml:space="preserve">[   ] 08. Pembahasan Pola 3-Tahap: </w:t>
       </w:r>
       <w:r>
-        <w:t>Uji parametrik (seperti Independent T-test / ANOVA) wajib disertai bukti uji normalitas (Shapiro-Wilk untuk n&lt;50 atau Kolmogorov-Smirnov untuk n&gt;=50).</w:t>
+        <w:rPr>
+          <w:rFonts w:ascii="Times New Roman" w:hAnsi="Times New Roman"/>
+          <w:b w:val="0"/>
+          <w:i w:val="0"/>
+          <w:color w:val="000000"/>
+          <w:sz w:val="24"/>
+          <w:rFonts w:ascii="Times New Roman" w:hAnsi="Times New Roman" w:cs="Times New Roman" w:eastAsia="Times New Roman"/>
+        </w:rPr>
+        <w:t>Paragraf pembahasan pada Bab 5 tidak sekadar mengulang angka hasil uji, melainkan menguraikan: Temuan Inti -&gt; Komparasi Literatur -&gt; Mekanisme Patofisiologi.</w:t>
       </w:r>
     </w:p>
     <w:p>
+      <w:pPr>
+        <w:jc w:val="both"/>
+      </w:pPr>
       <w:r>
         <w:rPr>
+          <w:rFonts w:ascii="Times New Roman" w:hAnsi="Times New Roman"/>
           <w:b/>
+          <w:i w:val="0"/>
+          <w:color w:val="000000"/>
+          <w:sz w:val="24"/>
+          <w:rFonts w:ascii="Times New Roman" w:hAnsi="Times New Roman" w:cs="Times New Roman" w:eastAsia="Times New Roman"/>
         </w:rPr>
-        <w:t xml:space="preserve">[  ] 07. Keterpaduan Benang Merah: </w:t>
+        <w:t xml:space="preserve">[   ] 09. Uraian Keterbatasan Penelitian: </w:t>
       </w:r>
       <w:r>
-        <w:t>Rumusan masalah di Bab 1, tabel hasil di Bab 4, dan poin kesimpulan di Bab 5 wajib memiliki jumlah dan urutan yang identik.</w:t>
+        <w:rPr>
+          <w:rFonts w:ascii="Times New Roman" w:hAnsi="Times New Roman"/>
+          <w:b w:val="0"/>
+          <w:i w:val="0"/>
+          <w:color w:val="000000"/>
+          <w:sz w:val="24"/>
+          <w:rFonts w:ascii="Times New Roman" w:hAnsi="Times New Roman" w:cs="Times New Roman" w:eastAsia="Times New Roman"/>
+        </w:rPr>
+        <w:t>Bab 5 wajib mencantumkan 2–3 keterbatasan metodologis nyata (seperti potensi bias recall atau desain observasional yang tidak membuktikan kausalitas).</w:t>
       </w:r>
     </w:p>
     <w:p>
+      <w:pPr>
+        <w:jc w:val="both"/>
+      </w:pPr>
       <w:r>
         <w:rPr>
+          <w:rFonts w:ascii="Times New Roman" w:hAnsi="Times New Roman"/>
           <w:b/>
+          <w:i w:val="0"/>
+          <w:color w:val="000000"/>
+          <w:sz w:val="24"/>
+          <w:rFonts w:ascii="Times New Roman" w:hAnsi="Times New Roman" w:cs="Times New Roman" w:eastAsia="Times New Roman"/>
         </w:rPr>
-        <w:t xml:space="preserve">[  ] 08. Pembahasan Pola 3-Tier: </w:t>
+        <w:t xml:space="preserve">[   ] 10. Tata Tulis Nomenklatur Medis Latin: </w:t>
       </w:r>
       <w:r>
-        <w:t>Paragraf Bab 5 tidak boleh sekadar mengulang angka tabel, tetapi wajib menjelaskan: Temuan Utama -&gt; Komparasi Riset Lain -&gt; Mekanisme Biologis/Patofisiologi.</w:t>
-      </w:r>
-    </w:p>
-    <w:p>
-      <w:r>
         <w:rPr>
-          <w:b/>
+          <w:rFonts w:ascii="Times New Roman" w:hAnsi="Times New Roman"/>
+          <w:b w:val="0"/>
+          <w:i w:val="0"/>
+          <w:color w:val="000000"/>
+          <w:sz w:val="24"/>
+          <w:rFonts w:ascii="Times New Roman" w:hAnsi="Times New Roman" w:cs="Times New Roman" w:eastAsia="Times New Roman"/>
         </w:rPr>
-        <w:t xml:space="preserve">[  ] 09. Keterbatasan Penelitian (Study Limitations): </w:t>
-      </w:r>
-      <w:r>
-        <w:t>Bab 5 wajib memuat 2-3 limitasi metodologis riil (misal: potensi recall bias, desain cross-sectional tidak buktikan kausalitas) sebagai tanda kedewasaan akademik.</w:t>
-      </w:r>
-    </w:p>
-    <w:p>
-      <w:r>
-        <w:rPr>
-          <w:b/>
-        </w:rPr>
-        <w:t xml:space="preserve">[  ] 10. Bebas Typo Istilah Medis Latin: </w:t>
-      </w:r>
-      <w:r>
-        <w:t>Semua nama latin bakteri, virus, atau istilah anatomis wajib dicetak miring (Italic), contoh: *Staphylococcus aureus*, *in vitro*, *post-partum*.</w:t>
+        <w:t>Seluruh nama taksonomi mikroorganisme atau istilah anatomis wajib dicetak miring (contoh: Staphylococcus aureus, in vitro, postpartum).</w:t>
       </w:r>
     </w:p>
     <w:sectPr>
-      <w:pgSz w:w="12240" w:h="15840"/>
-      <w:pgMar w:top="1440" w:right="1440" w:bottom="1440" w:left="1440" w:header="720" w:footer="720" w:gutter="0"/>
+      <w:pgSz w:w="11906" w:h="16838"/>
+      <w:pgMar w:top="2268" w:right="1701" w:bottom="1701" w:left="2268" w:header="720" w:footer="720" w:gutter="0"/>
       <w:cols w:space="720"/>
       <w:docGrid w:linePitch="360"/>
     </w:sectPr>
@@ -514,6 +673,14 @@
     <w:name w:val="Normal"/>
     <w:qFormat/>
     <w:rsid w:val="00FC693F"/>
+    <w:pPr>
+      <w:spacing w:line="276" w:lineRule="auto" w:after="80"/>
+    </w:pPr>
+    <w:rPr>
+      <w:rFonts w:ascii="Times New Roman" w:hAnsi="Times New Roman"/>
+      <w:color w:val="000000"/>
+      <w:sz w:val="24"/>
+    </w:rPr>
   </w:style>
   <w:style w:type="paragraph" w:styleId="Header">
     <w:name w:val="header"/>
